--- a/实验四/实验文档/2315302125 崔子霖4.docx
+++ b/实验四/实验文档/2315302125 崔子霖4.docx
@@ -524,7 +524,7 @@
           <w:b w:val="0"/>
           <w:sz w:val="24"/>
         </w:rPr>
-        <w:t>邀请函整体采用移动端 H5 页面结构，外层为 .swiper 容器，中间为 .swiper-wrapper，内部三页内容均使用 .swiper-slide 表示。第一页展示活动标题和艺术作品图，第二页展示活动介绍、地点和时间，第三页展示 pic1 图片和作品说明。</w:t>
+        <w:t>邀请函整体采用移动端 H5 页面结构，外层为 .swiper 容器，中间为 .swiper-wrapper，内部三页内容均使用 .swiper-slide 表示。第一页展示活动标题和艺术作品图，第二页展示活动介绍、地点和时间，第三页按照实验要求重点展示 pic1 图片。</w:t>
       </w:r>
     </w:p>
     <w:p>
